--- a/actividades/19-relaciona-segmentacion-mri/Segmentacion_MRI_tumor.docx
+++ b/actividades/19-relaciona-segmentacion-mri/Segmentacion_MRI_tumor.docx
@@ -2,48 +2,30 @@
 <file path=word/document.xml><?xml version="1.0" encoding="utf-8"?>
 <w:document xmlns:w="http://schemas.openxmlformats.org/wordprocessingml/2006/main" xmlns:m="http://schemas.openxmlformats.org/officeDocument/2006/math" xmlns:r="http://schemas.openxmlformats.org/officeDocument/2006/relationships" xmlns:o="urn:schemas-microsoft-com:office:office" xmlns:v="urn:schemas-microsoft-com:vml" xmlns:w10="urn:schemas-microsoft-com:office:word" xmlns:a="http://schemas.openxmlformats.org/drawingml/2006/main" xmlns:pic="http://schemas.openxmlformats.org/drawingml/2006/picture" xmlns:wp="http://schemas.openxmlformats.org/drawingml/2006/wordprocessingDrawing">
   <w:body>
+    <w:bookmarkStart w:id="52" w:name="Xd5f08f45fba37be239c6ebf35f2a144ff792d8b"/>
     <w:p>
       <w:pPr>
         <w:pStyle w:val="Title"/>
       </w:pPr>
       <w:r>
-        <w:t xml:space="preserve">Segmentación</w:t>
-      </w:r>
-      <w:r>
-        <w:t xml:space="preserve"> </w:t>
-      </w:r>
-      <w:r>
-        <w:t xml:space="preserve">de</w:t>
-      </w:r>
-      <w:r>
-        <w:t xml:space="preserve"> </w:t>
-      </w:r>
-      <w:r>
-        <w:t xml:space="preserve">tumores</w:t>
-      </w:r>
-      <w:r>
-        <w:t xml:space="preserve"> </w:t>
-      </w:r>
-      <w:r>
-        <w:t xml:space="preserve">cerebrales</w:t>
-      </w:r>
-      <w:r>
-        <w:t xml:space="preserve"> </w:t>
-      </w:r>
-      <w:r>
-        <w:t xml:space="preserve">en</w:t>
-      </w:r>
-      <w:r>
-        <w:t xml:space="preserve"> </w:t>
-      </w:r>
-      <w:r>
-        <w:t xml:space="preserve">resonancia</w:t>
-      </w:r>
-      <w:r>
-        <w:t xml:space="preserve"> </w:t>
-      </w:r>
-      <w:r>
-        <w:t xml:space="preserve">magnética</w:t>
+        <w:t xml:space="preserve">¿Cómo se aplica la segmentación en imágenes?</w:t>
+      </w:r>
+    </w:p>
+    <w:p>
+      <w:pPr>
+        <w:pStyle w:val="Subtitle"/>
+      </w:pPr>
+      <w:r>
+        <w:t xml:space="preserve">Segmentación de tumores cerebrales en resonancia magnética</w:t>
+      </w:r>
+    </w:p>
+    <w:bookmarkStart w:id="20" w:name="equipo"/>
+    <w:p>
+      <w:pPr>
+        <w:pStyle w:val="Heading2"/>
+      </w:pPr>
+      <w:r>
+        <w:t xml:space="preserve">Equipo</w:t>
       </w:r>
     </w:p>
     <w:p>
@@ -51,93 +33,35 @@
         <w:pStyle w:val="FirstParagraph"/>
       </w:pPr>
       <w:r>
-        <w:t xml:space="preserve">Visión computacional para imágenes y video · Grupo 10</w:t>
-      </w:r>
-    </w:p>
-    <w:bookmarkStart w:id="20" w:name="X2c61c7740ed466d5661b253b147cf6a6f716ef4"/>
-    <w:p>
-      <w:pPr>
-        <w:pStyle w:val="Heading1"/>
-      </w:pPr>
-      <w:r>
-        <w:t xml:space="preserve">Segmentación de tumores cerebrales en resonancia magnética</w:t>
-      </w:r>
-    </w:p>
-    <w:p>
-      <w:pPr>
-        <w:pStyle w:val="FirstParagraph"/>
-      </w:pPr>
-      <w:r>
-        <w:t xml:space="preserve">Comparación de Otsu, Watershed, K-means, Mean Shift y superpíxeles (SLIC)</w:t>
-      </w:r>
-    </w:p>
-    <w:p>
-      <w:pPr>
-        <w:pStyle w:val="BodyText"/>
-      </w:pPr>
-      <w:r>
-        <w:rPr>
-          <w:bCs/>
-          <w:b/>
-        </w:rPr>
-        <w:t xml:space="preserve">Integrantes:</w:t>
+        <w:t xml:space="preserve">Alejandro José Martínez Ubeda | A01797775</w:t>
       </w:r>
       <w:r>
         <w:br/>
       </w:r>
       <w:r>
-        <w:t xml:space="preserve">Diego Falcón Costilla</w:t>
-      </w:r>
-    </w:p>
-    <w:p>
-      <w:pPr>
-        <w:pStyle w:val="BodyText"/>
-      </w:pPr>
-      <w:r>
-        <w:rPr>
-          <w:bCs/>
-          <w:b/>
-        </w:rPr>
-        <w:t xml:space="preserve">Fecha:</w:t>
-      </w:r>
-      <w:r>
-        <w:t xml:space="preserve"> </w:t>
-      </w:r>
-      <w:r>
-        <w:t xml:space="preserve">septiembre de 2026</w:t>
-      </w:r>
-    </w:p>
-    <w:p>
-      <w:pPr>
-        <w:pStyle w:val="BodyText"/>
-      </w:pPr>
-      <w:r>
-        <w:rPr>
-          <w:bCs/>
-          <w:b/>
-        </w:rPr>
-        <w:t xml:space="preserve">Entrega:</w:t>
-      </w:r>
-      <w:r>
-        <w:t xml:space="preserve"> </w:t>
-      </w:r>
-      <w:r>
-        <w:t xml:space="preserve">Reporte en PDF + archivo comprimido con el código</w:t>
+        <w:t xml:space="preserve">Ana Bonavides Aguilar | A01423281</w:t>
+      </w:r>
+      <w:r>
+        <w:br/>
+      </w:r>
+      <w:r>
+        <w:t xml:space="preserve">Diego Falcón Costilla | A01139580</w:t>
+      </w:r>
+      <w:r>
+        <w:br/>
+      </w:r>
+      <w:r>
+        <w:t xml:space="preserve">José Andrés Orantes Guillén | A01174130</w:t>
       </w:r>
     </w:p>
     <w:bookmarkEnd w:id="20"/>
     <w:bookmarkStart w:id="21" w:name="introducción"/>
     <w:p>
-      <w:r>
-        <w:br w:type="page"/>
-      </w:r>
-    </w:p>
-    <w:p>
       <w:pPr>
         <w:pStyle w:val="Heading2"/>
       </w:pPr>
       <w:r>
-        <w:t xml:space="preserve">1. Introducción</w:t>
+        <w:t xml:space="preserve">Introducción</w:t>
       </w:r>
     </w:p>
     <w:p>
@@ -145,23 +69,7 @@
         <w:pStyle w:val="FirstParagraph"/>
       </w:pPr>
       <w:r>
-        <w:t xml:space="preserve">En imagenología médica,</w:t>
-      </w:r>
-      <w:r>
-        <w:t xml:space="preserve"> </w:t>
-      </w:r>
-      <w:r>
-        <w:rPr>
-          <w:bCs/>
-          <w:b/>
-        </w:rPr>
-        <w:t xml:space="preserve">segmentar</w:t>
-      </w:r>
-      <w:r>
-        <w:t xml:space="preserve"> </w:t>
-      </w:r>
-      <w:r>
-        <w:t xml:space="preserve">es delimitar en la imagen las regiones de interés: un órgano, un tejido o una lesión. La delimitación permite medir su tamaño y su forma, seguir su evolución, planear una cirugía o una radioterapia, y es el punto de partida de muchos sistemas de apoyo al diagnóstico (Pham et al., 2000). En un tumor cerebral la tarea es delicada: los bordes pueden ser difusos, el tejido sano vecino puede tener una intensidad parecida y las imágenes tienen ruido. Este trabajo compara cinco métodos clásicos para separar un tumor del tejido sano en una resonancia magnética (MRI) y analiza en qué situaciones funciona cada uno.</w:t>
+        <w:t xml:space="preserve">En imagenología médica, segmentar es delimitar en la imagen las regiones de interés: un órgano, un tejido o una lesión. La delimitación permite medir su tamaño y su forma, seguir su evolución, planear una cirugía o una radioterapia, y es el punto de partida de muchos sistemas de apoyo al diagnóstico (Pham et al., 2000). En un tumor cerebral la tarea es delicada: los bordes pueden ser difusos, el tejido sano vecino puede tener una intensidad parecida y las imágenes tienen ruido. Este trabajo compara cinco métodos clásicos para separar un tumor del tejido sano en una resonancia magnética (MRI) y analiza en qué situaciones funciona cada uno.</w:t>
       </w:r>
     </w:p>
     <w:bookmarkEnd w:id="21"/>
@@ -171,7 +79,7 @@
         <w:pStyle w:val="Heading2"/>
       </w:pPr>
       <w:r>
-        <w:t xml:space="preserve">2. Métodos estudiados</w:t>
+        <w:t xml:space="preserve">Métodos estudiados</w:t>
       </w:r>
     </w:p>
     <w:tbl>
@@ -569,7 +477,7 @@
         <w:pStyle w:val="Heading2"/>
       </w:pPr>
       <w:r>
-        <w:t xml:space="preserve">3. Datos y metodología</w:t>
+        <w:t xml:space="preserve">Datos y metodología</w:t>
       </w:r>
     </w:p>
     <w:p>
@@ -587,65 +495,7 @@
         <w:t xml:space="preserve"> </w:t>
       </w:r>
       <w:r>
-        <w:t xml:space="preserve">Resonancia T1 con contraste en un corte axial con un meningioma grande y brillante de la fosa posterior (Tdvorak, s. f.; CC BY-SA 3.0), de 584×704 px. Quien la publicó dibujó a mano el contorno del tumor en rojo; ese contorno se rellenó y se usa como</w:t>
-      </w:r>
-      <w:r>
-        <w:t xml:space="preserve"> </w:t>
-      </w:r>
-      <w:r>
-        <w:rPr>
-          <w:bCs/>
-          <w:b/>
-        </w:rPr>
-        <w:t xml:space="preserve">verdad aproximada</w:t>
-      </w:r>
-      <w:r>
-        <w:t xml:space="preserve"> </w:t>
-      </w:r>
-      <w:r>
-        <w:t xml:space="preserve">(el tumor ocupa el 5.15 % de la imagen), y a los algoritmos se les entregó la imagen</w:t>
-      </w:r>
-      <w:r>
-        <w:t xml:space="preserve"> </w:t>
-      </w:r>
-      <w:r>
-        <w:rPr>
-          <w:bCs/>
-          <w:b/>
-        </w:rPr>
-        <w:t xml:space="preserve">sin la línea roja</w:t>
-      </w:r>
-      <w:r>
-        <w:t xml:space="preserve"> </w:t>
-      </w:r>
-      <w:r>
-        <w:t xml:space="preserve">(reconstruida con</w:t>
-      </w:r>
-      <w:r>
-        <w:t xml:space="preserve"> </w:t>
-      </w:r>
-      <w:r>
-        <w:rPr>
-          <w:iCs/>
-          <w:i/>
-        </w:rPr>
-        <w:t xml:space="preserve">inpainting</w:t>
-      </w:r>
-      <w:r>
-        <w:t xml:space="preserve">). No es una anotación clínica validada, por lo que las cifras sirven para</w:t>
-      </w:r>
-      <w:r>
-        <w:t xml:space="preserve"> </w:t>
-      </w:r>
-      <w:r>
-        <w:rPr>
-          <w:iCs/>
-          <w:i/>
-        </w:rPr>
-        <w:t xml:space="preserve">comparar métodos entre sí</w:t>
-      </w:r>
-      <w:r>
-        <w:t xml:space="preserve">, no como medida diagnóstica.</w:t>
+        <w:t xml:space="preserve">Resonancia T1 con contraste en un corte axial con un meningioma grande y brillante de la fosa posterior (Tdvorak, s. f.; CC BY-SA 3.0), de 584×704 px. Quien la publicó dibujó a mano el contorno del tumor en rojo; ese contorno se rellenó y se usa como verdad aproximada (el tumor ocupa el 5.15 % de la imagen), y a los algoritmos se les entregó la imagen sin la línea roja (reconstruida con inpainting). No es una anotación clínica validada, por lo que las cifras sirven para comparar métodos entre sí, no como medida diagnóstica.</w:t>
       </w:r>
     </w:p>
     <w:p>
@@ -663,36 +513,7 @@
         <w:t xml:space="preserve"> </w:t>
       </w:r>
       <w:r>
-        <w:t xml:space="preserve">Los métodos son</w:t>
-      </w:r>
-      <w:r>
-        <w:t xml:space="preserve"> </w:t>
-      </w:r>
-      <w:r>
-        <w:rPr>
-          <w:iCs/>
-          <w:i/>
-        </w:rPr>
-        <w:t xml:space="preserve">semiautomáticos</w:t>
-      </w:r>
-      <w:r>
-        <w:t xml:space="preserve">: reciben un punto semilla dentro del tumor (equivalente a un clic de la persona especialista), y se conserva el componente conexo que lo contiene tras una apertura y un cierre morfológicos de 3×3. Otsu multinivel, K-means (K = 4), Mean Shift y SLIC toman como «tumor» la clase de mayor intensidad; Watershed usa la semilla y el fondo como marcadores. Se mide el coeficiente de</w:t>
-      </w:r>
-      <w:r>
-        <w:t xml:space="preserve"> </w:t>
-      </w:r>
-      <w:r>
-        <w:rPr>
-          <w:bCs/>
-          <w:b/>
-        </w:rPr>
-        <w:t xml:space="preserve">Dice</w:t>
-      </w:r>
-      <w:r>
-        <w:t xml:space="preserve"> </w:t>
-      </w:r>
-      <w:r>
-        <w:t xml:space="preserve">(2·|A∩B| / (|A|+|B|)), la precisión y la exhaustividad respecto de la verdad aproximada, y se repite con ruido gaussiano añadido de σ = 10, 25 y 40 niveles de gris.</w:t>
+        <w:t xml:space="preserve">Los métodos son semiautomáticos: reciben un punto semilla dentro del tumor (equivalente a un clic de la persona especialista), y se conserva el componente conexo que lo contiene tras una apertura y un cierre morfológicos de 3×3. Otsu multinivel, K-means (K = 4), Mean Shift y SLIC toman como «tumor» la clase de mayor intensidad; Watershed usa la semilla y el fondo como marcadores. Se mide el coeficiente de Dice (2·|A∩B| / (|A|+|B|)), la precisión y la exhaustividad respecto de la verdad aproximada, y se repite con ruido gaussiano añadido de σ = 10, 25 y 40 niveles de gris.</w:t>
       </w:r>
     </w:p>
     <w:p>
@@ -702,7 +523,7 @@
       <w:r>
         <w:drawing>
           <wp:inline>
-            <wp:extent cx="6400800" cy="2048256"/>
+            <wp:extent cx="5753100" cy="1840992"/>
             <wp:effectExtent b="0" l="0" r="0" t="0"/>
             <wp:docPr descr="Figura 1. Imagen usada (sin el contorno rojo), con la semilla (+ cian); contorno de referencia del tumor (verde); e histograma con los umbrales de Otsu. El tumor (verde) ocupa el extremo brillante del histograma." title="" id="1" name="Picture"/>
             <a:graphic>
@@ -723,7 +544,7 @@
                   <pic:spPr bwMode="auto">
                     <a:xfrm>
                       <a:off x="0" y="0"/>
-                      <a:ext cx="6400800" cy="2048256"/>
+                      <a:ext cx="5753100" cy="1840992"/>
                     </a:xfrm>
                     <a:prstGeom prst="rect">
                       <a:avLst/>
@@ -767,7 +588,7 @@
         <w:pStyle w:val="Heading2"/>
       </w:pPr>
       <w:r>
-        <w:t xml:space="preserve">4. Resultados</w:t>
+        <w:t xml:space="preserve">Resultados</w:t>
       </w:r>
     </w:p>
     <w:p>
@@ -777,7 +598,7 @@
       <w:r>
         <w:drawing>
           <wp:inline>
-            <wp:extent cx="6400800" cy="3413760"/>
+            <wp:extent cx="5753100" cy="3068320"/>
             <wp:effectExtent b="0" l="0" r="0" t="0"/>
             <wp:docPr descr="Figura 2. Resultado de cada método (rojo) frente al contorno de referencia (verde). Abajo a la derecha: Watershed sin marcadores." title="" id="1" name="Picture"/>
             <a:graphic>
@@ -798,7 +619,7 @@
                   <pic:spPr bwMode="auto">
                     <a:xfrm>
                       <a:off x="0" y="0"/>
-                      <a:ext cx="6400800" cy="3413760"/>
+                      <a:ext cx="5753100" cy="3068320"/>
                     </a:xfrm>
                     <a:prstGeom prst="rect">
                       <a:avLst/>
@@ -1376,10 +1197,6 @@
               <w:jc w:val="left"/>
             </w:pPr>
             <w:r>
-              <w:rPr>
-                <w:iCs/>
-                <w:i/>
-              </w:rPr>
               <w:t xml:space="preserve">Referencia (verdad aproximada)</w:t>
             </w:r>
           </w:p>
@@ -1464,23 +1281,7 @@
         <w:pStyle w:val="BodyText"/>
       </w:pPr>
       <w:r>
-        <w:t xml:space="preserve">Con Otsu de dos clases, el umbral (72) separa la</w:t>
-      </w:r>
-      <w:r>
-        <w:t xml:space="preserve"> </w:t>
-      </w:r>
-      <w:r>
-        <w:rPr>
-          <w:bCs/>
-          <w:b/>
-        </w:rPr>
-        <w:t xml:space="preserve">cabeza entera</w:t>
-      </w:r>
-      <w:r>
-        <w:t xml:space="preserve"> </w:t>
-      </w:r>
-      <w:r>
-        <w:t xml:space="preserve">del fondo negro (precisión de 0.13, es decir, el 87 % de lo segmentado no es tumor): el histograma tiene un pico enorme de fondo y una masa de tejido, y el tumor queda del lado del tejido. Los otros cinco métodos con semilla encuentran el tumor con un Dice de entre 0.89 y 0.94. Las diferencias entre ellos son pequeñas.</w:t>
+        <w:t xml:space="preserve">Con Otsu de dos clases, el umbral (72) separa la cabeza entera del fondo negro (precisión de 0.13, es decir, el 87 % de lo segmentado no es tumor): el histograma tiene un pico enorme de fondo y una masa de tejido, y el tumor queda del lado del tejido. Los otros cinco métodos con semilla encuentran el tumor con un Dice de entre 0.89 y 0.94. Las diferencias entre ellos son pequeñas.</w:t>
       </w:r>
     </w:p>
     <w:bookmarkStart w:id="27" w:name="sensibilidad-al-ruido"/>
@@ -1499,7 +1300,7 @@
       <w:r>
         <w:drawing>
           <wp:inline>
-            <wp:extent cx="6400800" cy="1920240"/>
+            <wp:extent cx="5753100" cy="1725930"/>
             <wp:effectExtent b="0" l="0" r="0" t="0"/>
             <wp:docPr descr="Figura 3. Izquierda: Dice en función del ruido añadido. Derecha: contornos de cada método con ruido σ = 25." title="" id="1" name="Picture"/>
             <a:graphic>
@@ -1520,7 +1321,7 @@
                   <pic:spPr bwMode="auto">
                     <a:xfrm>
                       <a:off x="0" y="0"/>
-                      <a:ext cx="6400800" cy="1920240"/>
+                      <a:ext cx="5753100" cy="1725930"/>
                     </a:xfrm>
                     <a:prstGeom prst="rect">
                       <a:avLst/>
@@ -2056,23 +1857,7 @@
         <w:t xml:space="preserve"> </w:t>
       </w:r>
       <w:r>
-        <w:t xml:space="preserve">Su Dice</w:t>
-      </w:r>
-      <w:r>
-        <w:t xml:space="preserve"> </w:t>
-      </w:r>
-      <w:r>
-        <w:rPr>
-          <w:iCs/>
-          <w:i/>
-        </w:rPr>
-        <w:t xml:space="preserve">sube</w:t>
-      </w:r>
-      <w:r>
-        <w:t xml:space="preserve"> </w:t>
-      </w:r>
-      <w:r>
-        <w:t xml:space="preserve">al añadir ruido (0.23 sin ruido); no es una virtud: sin ruido, su umbral deja la cabeza entera conectada y el componente de la semilla es toda la cabeza. El ruido rompe esa conexión y, por casualidad, el componente de la semilla queda reducido al tumor. Por eso se excluyó de la comparación de ruido.</w:t>
+        <w:t xml:space="preserve">Su Dice sube al añadir ruido (0.23 sin ruido); no es una virtud: sin ruido, su umbral deja la cabeza entera conectada y el componente de la semilla es toda la cabeza. El ruido rompe esa conexión y, por casualidad, el componente de la semilla queda reducido al tumor. Por eso se excluyó de la comparación de ruido.</w:t>
       </w:r>
     </w:p>
     <w:bookmarkEnd w:id="27"/>
@@ -2083,7 +1868,7 @@
         <w:pStyle w:val="Heading2"/>
       </w:pPr>
       <w:r>
-        <w:t xml:space="preserve">5. Análisis de resultados</w:t>
+        <w:t xml:space="preserve">Análisis de resultados</w:t>
       </w:r>
     </w:p>
     <w:bookmarkStart w:id="29" w:name="X7c8c7603951304b14345ea3272551a9cf6582f9"/>
@@ -2100,30 +1885,7 @@
         <w:pStyle w:val="FirstParagraph"/>
       </w:pPr>
       <w:r>
-        <w:rPr>
-          <w:bCs/>
-          <w:b/>
-        </w:rPr>
-        <w:t xml:space="preserve">Watershed con marcadores</w:t>
-      </w:r>
-      <w:r>
-        <w:t xml:space="preserve"> </w:t>
-      </w:r>
-      <w:r>
-        <w:t xml:space="preserve">obtuvo el mejor Dice (0.936) y, sobre todo, la mayor precisión (0.993): casi todo lo que marca es tumor, porque sus contornos se apoyan en el gradiente. Le siguen Mean Shift (0.927), Multi-Otsu (0.924), K-means (0.912) y SLIC (0.886). Las diferencias entre los cinco son de unas centésimas y, dado que la verdad es aproximada y hay una sola imagen,</w:t>
-      </w:r>
-      <w:r>
-        <w:t xml:space="preserve"> </w:t>
-      </w:r>
-      <w:r>
-        <w:rPr>
-          <w:bCs/>
-          <w:b/>
-        </w:rPr>
-        <w:t xml:space="preserve">no permiten afirmar un orden definitivo</w:t>
-      </w:r>
-      <w:r>
-        <w:t xml:space="preserve">: lo que sí queda claro es que Otsu de dos clases no sirve aquí y que los métodos con más de dos clases o con marcadores sí. En este caso el éxito se debe a que el meningioma con contraste es muy brillante y bien separado del tejido sano.</w:t>
+        <w:t xml:space="preserve">Watershed con marcadores obtuvo el mejor Dice (0.936) y, sobre todo, la mayor precisión (0.993): casi todo lo que marca es tumor, porque sus contornos se apoyan en el gradiente. Le siguen Mean Shift (0.927), Multi-Otsu (0.924), K-means (0.912) y SLIC (0.886). Las diferencias entre los cinco son de unas centésimas y, dado que la verdad es aproximada y hay una sola imagen, no permiten afirmar un orden definitivo: lo que sí queda claro es que Otsu de dos clases no sirve aquí y que los métodos con más de dos clases o con marcadores sí. En este caso el éxito se debe a que el meningioma con contraste es muy brillante y bien separado del tejido sano.</w:t>
       </w:r>
     </w:p>
     <w:bookmarkEnd w:id="29"/>
@@ -2141,17 +1903,7 @@
         <w:pStyle w:val="FirstParagraph"/>
       </w:pPr>
       <w:r>
-        <w:rPr>
-          <w:bCs/>
-          <w:b/>
-        </w:rPr>
-        <w:t xml:space="preserve">K-means</w:t>
-      </w:r>
-      <w:r>
-        <w:t xml:space="preserve"> </w:t>
-      </w:r>
-      <w:r>
-        <w:t xml:space="preserve">fue el más afectado: su Dice cayó de 0.912 a 0.790 con σ = 40 (-0.122), pues clasifica cada píxel por separado y el ruido lo mueve entre grupos. Watershed también bajó (0.936 → 0.870) porque el ruido introduce falsos bordes en el gradiente. Mean Shift (−0.042) y Multi-Otsu (−0.029) cambiaron poco, y SLIC no empeoró (0.886 → 0.913) porque promedia la intensidad de cada superpíxel. Hay que recordar que todos los métodos usan una limpieza morfológica final y que este tumor es muy contrastado; con lesiones de bajo contraste el efecto del ruido sería mayor.</w:t>
+        <w:t xml:space="preserve">K-means fue el más afectado: su Dice cayó de 0.912 a 0.790 con σ = 40 (-0.122), pues clasifica cada píxel por separado y el ruido lo mueve entre grupos. Watershed también bajó (0.936 → 0.870) porque el ruido introduce falsos bordes en el gradiente. Mean Shift (−0.042) y Multi-Otsu (−0.029) cambiaron poco, y SLIC no empeoró (0.886 → 0.913) porque promedia la intensidad de cada superpíxel. Hay que recordar que todos los métodos usan una limpieza morfológica final y que este tumor es muy contrastado; con lesiones de bajo contraste el efecto del ruido sería mayor.</w:t>
       </w:r>
     </w:p>
     <w:bookmarkEnd w:id="30"/>
@@ -2169,49 +1921,7 @@
         <w:pStyle w:val="FirstParagraph"/>
       </w:pPr>
       <w:r>
-        <w:rPr>
-          <w:bCs/>
-          <w:b/>
-        </w:rPr>
-        <w:t xml:space="preserve">Watershed sin marcadores</w:t>
-      </w:r>
-      <w:r>
-        <w:t xml:space="preserve"> </w:t>
-      </w:r>
-      <w:r>
-        <w:t xml:space="preserve">el caso clásico: cada mínimo local del gradiente genera una cuenca y la imagen queda dividida en</w:t>
-      </w:r>
-      <w:r>
-        <w:t xml:space="preserve"> </w:t>
-      </w:r>
-      <w:r>
-        <w:rPr>
-          <w:bCs/>
-          <w:b/>
-        </w:rPr>
-        <w:t xml:space="preserve">11 713 regiones</w:t>
-      </w:r>
-      <w:r>
-        <w:t xml:space="preserve"> </w:t>
-      </w:r>
-      <w:r>
-        <w:t xml:space="preserve">(esquina inferior derecha de la figura 2) imposibles de interpretar; la solución es usar marcadores como se hizo en la versión con semilla. SLIC produce 305 superpíxeles</w:t>
-      </w:r>
-      <w:r>
-        <w:t xml:space="preserve"> </w:t>
-      </w:r>
-      <w:r>
-        <w:rPr>
-          <w:iCs/>
-          <w:i/>
-        </w:rPr>
-        <w:t xml:space="preserve">a propósito</w:t>
-      </w:r>
-      <w:r>
-        <w:t xml:space="preserve"> </w:t>
-      </w:r>
-      <w:r>
-        <w:t xml:space="preserve">(sobresegmentación controlada) para luego fusionarlos. Además, con los métodos de umbral y con K-means aparecen pequeños agujeros dentro del tumor, donde hay zonas de intensidad algo menor.</w:t>
+        <w:t xml:space="preserve">Watershed sin marcadores el caso clásico: cada mínimo local del gradiente genera una cuenca y la imagen queda dividida en 11 713 regiones (esquina inferior derecha de la figura 2) imposibles de interpretar; la solución es usar marcadores como se hizo en la versión con semilla. SLIC produce 305 superpíxeles a propósito (sobresegmentación controlada) para luego fusionarlos. Además, con los métodos de umbral y con K-means aparecen pequeños agujeros dentro del tumor, donde hay zonas de intensidad algo menor.</w:t>
       </w:r>
     </w:p>
     <w:bookmarkEnd w:id="31"/>
@@ -2229,23 +1939,7 @@
         <w:pStyle w:val="FirstParagraph"/>
       </w:pPr>
       <w:r>
-        <w:t xml:space="preserve">Para la asistencia a una persona especialista, un método</w:t>
-      </w:r>
-      <w:r>
-        <w:t xml:space="preserve"> </w:t>
-      </w:r>
-      <w:r>
-        <w:rPr>
-          <w:bCs/>
-          <w:b/>
-        </w:rPr>
-        <w:t xml:space="preserve">con marcadores o semillas</w:t>
-      </w:r>
-      <w:r>
-        <w:t xml:space="preserve"> </w:t>
-      </w:r>
-      <w:r>
-        <w:t xml:space="preserve">como Watershed (o sus variantes con contornos activos, como las que usa ITK-SNAP; Yushkevich et al., 2006) es el más útil: es interactivo, la persona controla el resultado y la precisión fue la mayor (0.993). Otsu multinivel y K-means son rápidos y sirven como preprocesamiento o primera estimación, pero dependen de que el tumor sea la clase más brillante. El siguiente resultado lo muestra.</w:t>
+        <w:t xml:space="preserve">Para la asistencia a una persona especialista, un método con marcadores o semillas como Watershed (o sus variantes con contornos activos, como las que usa ITK-SNAP; Yushkevich et al., 2006) es el más útil: es interactivo, la persona controla el resultado y la precisión fue la mayor (0.993). Otsu multinivel y K-means son rápidos y sirven como preprocesamiento o primera estimación, pero dependen de que el tumor sea la clase más brillante. El siguiente resultado lo muestra.</w:t>
       </w:r>
     </w:p>
     <w:p>
@@ -2255,7 +1949,7 @@
       <w:r>
         <w:drawing>
           <wp:inline>
-            <wp:extent cx="6400800" cy="1882588"/>
+            <wp:extent cx="5753100" cy="1692088"/>
             <wp:effectExtent b="0" l="0" r="0" t="0"/>
             <wp:docPr descr="Figura 4. Segunda resonancia (glioblastoma con realce en anillo, Hellerhoff, CC BY-SA 3.0), sin verdad de referencia. El punto cian es la semilla. Los métodos basados en intensidad no encuentran el tumor." title="" id="1" name="Picture"/>
             <a:graphic>
@@ -2276,7 +1970,7 @@
                   <pic:spPr bwMode="auto">
                     <a:xfrm>
                       <a:off x="0" y="0"/>
-                      <a:ext cx="6400800" cy="1882588"/>
+                      <a:ext cx="5753100" cy="1692088"/>
                     </a:xfrm>
                     <a:prstGeom prst="rect">
                       <a:avLst/>
@@ -2318,20 +2012,7 @@
         <w:pStyle w:val="BodyText"/>
       </w:pPr>
       <w:r>
-        <w:t xml:space="preserve">En una resonancia con un glioblastoma, cuyo tumor es heterogéneo y no es la estructura más brillante (el cráneo y la grasa lo superan), los métodos de intensidad segmentan casi nada (áreas de 0.0 % a 0.2 % de la imagen). Esto ilustra el límite general de los métodos clásicos:</w:t>
-      </w:r>
-      <w:r>
-        <w:t xml:space="preserve"> </w:t>
-      </w:r>
-      <w:r>
-        <w:rPr>
-          <w:bCs/>
-          <w:b/>
-        </w:rPr>
-        <w:t xml:space="preserve">funcionan cuando la lesión se separa por intensidad</w:t>
-      </w:r>
-      <w:r>
-        <w:t xml:space="preserve">. En la práctica actual, para tumores de apariencia variable se usan redes neuronales profundas entrenadas con imágenes anotadas, como U-Net (Ronneberger et al., 2015), evaluadas en desafíos como BraTS (Menze et al., 2015).</w:t>
+        <w:t xml:space="preserve">En una resonancia con un glioblastoma, cuyo tumor es heterogéneo y no es la estructura más brillante (el cráneo y la grasa lo superan), los métodos de intensidad segmentan casi nada (áreas de 0.0 % a 0.2 % de la imagen). Esto ilustra el límite general de los métodos clásicos: funcionan cuando la lesión se separa por intensidad. En la práctica actual, para tumores de apariencia variable se usan redes neuronales profundas entrenadas con imágenes anotadas, como U-Net (Ronneberger et al., 2015), evaluadas en desafíos como BraTS (Menze et al., 2015).</w:t>
       </w:r>
     </w:p>
     <w:bookmarkEnd w:id="33"/>
@@ -2342,7 +2023,7 @@
         <w:pStyle w:val="Heading2"/>
       </w:pPr>
       <w:r>
-        <w:t xml:space="preserve">6. Conclusiones</w:t>
+        <w:t xml:space="preserve">Conclusiones</w:t>
       </w:r>
     </w:p>
     <w:bookmarkStart w:id="35" w:name="Xc030645afdbbaf91284b42a2c9089b4441427ff"/>
@@ -2377,55 +2058,7 @@
         <w:pStyle w:val="FirstParagraph"/>
       </w:pPr>
       <w:r>
-        <w:t xml:space="preserve">Los métodos clásicos se integran de tres maneras: (1) como</w:t>
-      </w:r>
-      <w:r>
-        <w:t xml:space="preserve"> </w:t>
-      </w:r>
-      <w:r>
-        <w:rPr>
-          <w:bCs/>
-          <w:b/>
-        </w:rPr>
-        <w:t xml:space="preserve">preprocesamiento</w:t>
-      </w:r>
-      <w:r>
-        <w:t xml:space="preserve"> </w:t>
-      </w:r>
-      <w:r>
-        <w:t xml:space="preserve">(quitar el fondo, extraer el cráneo, normalizar la intensidad) antes de una red neuronal; (2) para generar</w:t>
-      </w:r>
-      <w:r>
-        <w:t xml:space="preserve"> </w:t>
-      </w:r>
-      <w:r>
-        <w:rPr>
-          <w:bCs/>
-          <w:b/>
-        </w:rPr>
-        <w:t xml:space="preserve">etiquetas iniciales</w:t>
-      </w:r>
-      <w:r>
-        <w:t xml:space="preserve"> </w:t>
-      </w:r>
-      <w:r>
-        <w:t xml:space="preserve">que una persona corrige y que luego sirven para entrenar modelos; y (3) como</w:t>
-      </w:r>
-      <w:r>
-        <w:t xml:space="preserve"> </w:t>
-      </w:r>
-      <w:r>
-        <w:rPr>
-          <w:bCs/>
-          <w:b/>
-        </w:rPr>
-        <w:t xml:space="preserve">posprocesamiento</w:t>
-      </w:r>
-      <w:r>
-        <w:t xml:space="preserve"> </w:t>
-      </w:r>
-      <w:r>
-        <w:t xml:space="preserve">(limpieza morfológica, componentes conexos) de la salida de una red. Un sistema de apoyo diagnóstico combinaría una red para proponer la región, una revisión por la persona especialista y métricas como el coeficiente de Dice para vigilar la calidad.</w:t>
+        <w:t xml:space="preserve">Los métodos clásicos se integran de tres maneras: (1) como preprocesamiento (quitar el fondo, extraer el cráneo, normalizar la intensidad) antes de una red neuronal; (2) para generar etiquetas iniciales que una persona corrige y que luego sirven para entrenar modelos; y (3) como posprocesamiento (limpieza morfológica, componentes conexos) de la salida de una red. Un sistema de apoyo diagnóstico combinaría una red para proponer la región, una revisión por la persona especialista y métricas como el coeficiente de Dice para vigilar la calidad.</w:t>
       </w:r>
     </w:p>
     <w:p>
@@ -2448,7 +2081,7 @@
     </w:p>
     <w:bookmarkEnd w:id="36"/>
     <w:bookmarkEnd w:id="37"/>
-    <w:bookmarkStart w:id="38" w:name="referencias"/>
+    <w:bookmarkStart w:id="51" w:name="referencias"/>
     <w:p>
       <w:pPr>
         <w:pStyle w:val="Heading2"/>
@@ -2475,8 +2108,19 @@
         <w:t xml:space="preserve">IEEE Transactions on Pattern Analysis and Machine Intelligence, 34</w:t>
       </w:r>
       <w:r>
-        <w:t xml:space="preserve">(11), 2274–2282. https://doi.org/10.1109/TPAMI.2012.120</w:t>
-      </w:r>
+        <w:t xml:space="preserve">(11), 2274–2282.</w:t>
+      </w:r>
+      <w:r>
+        <w:t xml:space="preserve"> </w:t>
+      </w:r>
+      <w:hyperlink r:id="rId38">
+        <w:r>
+          <w:rPr>
+            <w:rStyle w:val="Hyperlink"/>
+          </w:rPr>
+          <w:t xml:space="preserve">https://doi.org/10.1109/TPAMI.2012.120</w:t>
+        </w:r>
+      </w:hyperlink>
     </w:p>
     <w:p>
       <w:pPr>
@@ -2520,8 +2164,19 @@
         <w:t xml:space="preserve">IEEE Transactions on Pattern Analysis and Machine Intelligence, 24</w:t>
       </w:r>
       <w:r>
-        <w:t xml:space="preserve">(5), 603–619. https://doi.org/10.1109/34.1000236</w:t>
-      </w:r>
+        <w:t xml:space="preserve">(5), 603–619.</w:t>
+      </w:r>
+      <w:r>
+        <w:t xml:space="preserve"> </w:t>
+      </w:r>
+      <w:hyperlink r:id="rId39">
+        <w:r>
+          <w:rPr>
+            <w:rStyle w:val="Hyperlink"/>
+          </w:rPr>
+          <w:t xml:space="preserve">https://doi.org/10.1109/34.1000236</w:t>
+        </w:r>
+      </w:hyperlink>
     </w:p>
     <w:p>
       <w:pPr>
@@ -2544,8 +2199,19 @@
         <w:t xml:space="preserve"> </w:t>
       </w:r>
       <w:r>
-        <w:t xml:space="preserve">[Imagen; CC BY-SA 3.0]. Wikimedia Commons. https://commons.wikimedia.org/wiki/File:Glioblastoma_multiforme_-_MRT_T1KM_ax.jpg</w:t>
-      </w:r>
+        <w:t xml:space="preserve">[Imagen; CC BY-SA 3.0]. Wikimedia Commons.</w:t>
+      </w:r>
+      <w:r>
+        <w:t xml:space="preserve"> </w:t>
+      </w:r>
+      <w:hyperlink r:id="rId40">
+        <w:r>
+          <w:rPr>
+            <w:rStyle w:val="Hyperlink"/>
+          </w:rPr>
+          <w:t xml:space="preserve">https://commons.wikimedia.org/wiki/File:Glioblastoma_multiforme_-_MRT_T1KM_ax.jpg</w:t>
+        </w:r>
+      </w:hyperlink>
     </w:p>
     <w:p>
       <w:pPr>
@@ -2586,8 +2252,19 @@
         <w:t xml:space="preserve">IEEE Transactions on Information Theory, 28</w:t>
       </w:r>
       <w:r>
-        <w:t xml:space="preserve">(2), 129–137. https://doi.org/10.1109/TIT.1982.1056489</w:t>
-      </w:r>
+        <w:t xml:space="preserve">(2), 129–137.</w:t>
+      </w:r>
+      <w:r>
+        <w:t xml:space="preserve"> </w:t>
+      </w:r>
+      <w:hyperlink r:id="rId41">
+        <w:r>
+          <w:rPr>
+            <w:rStyle w:val="Hyperlink"/>
+          </w:rPr>
+          <w:t xml:space="preserve">https://doi.org/10.1109/TIT.1982.1056489</w:t>
+        </w:r>
+      </w:hyperlink>
     </w:p>
     <w:p>
       <w:pPr>
@@ -2607,8 +2284,19 @@
         <w:t xml:space="preserve">IEEE Transactions on Medical Imaging, 34</w:t>
       </w:r>
       <w:r>
-        <w:t xml:space="preserve">(10), 1993–2024. https://doi.org/10.1109/TMI.2014.2377694</w:t>
-      </w:r>
+        <w:t xml:space="preserve">(10), 1993–2024.</w:t>
+      </w:r>
+      <w:r>
+        <w:t xml:space="preserve"> </w:t>
+      </w:r>
+      <w:hyperlink r:id="rId42">
+        <w:r>
+          <w:rPr>
+            <w:rStyle w:val="Hyperlink"/>
+          </w:rPr>
+          <w:t xml:space="preserve">https://doi.org/10.1109/TMI.2014.2377694</w:t>
+        </w:r>
+      </w:hyperlink>
     </w:p>
     <w:p>
       <w:pPr>
@@ -2628,8 +2316,19 @@
         <w:t xml:space="preserve">IEEE Transactions on Systems, Man, and Cybernetics, 9</w:t>
       </w:r>
       <w:r>
-        <w:t xml:space="preserve">(1), 62–66. https://doi.org/10.1109/TSMC.1979.4310076</w:t>
-      </w:r>
+        <w:t xml:space="preserve">(1), 62–66.</w:t>
+      </w:r>
+      <w:r>
+        <w:t xml:space="preserve"> </w:t>
+      </w:r>
+      <w:hyperlink r:id="rId43">
+        <w:r>
+          <w:rPr>
+            <w:rStyle w:val="Hyperlink"/>
+          </w:rPr>
+          <w:t xml:space="preserve">https://doi.org/10.1109/TSMC.1979.4310076</w:t>
+        </w:r>
+      </w:hyperlink>
     </w:p>
     <w:p>
       <w:pPr>
@@ -2649,8 +2348,19 @@
         <w:t xml:space="preserve">Annual Review of Biomedical Engineering, 2</w:t>
       </w:r>
       <w:r>
-        <w:t xml:space="preserve">, 315–337. https://doi.org/10.1146/annurev.bioeng.2.1.315</w:t>
-      </w:r>
+        <w:t xml:space="preserve">, 315–337.</w:t>
+      </w:r>
+      <w:r>
+        <w:t xml:space="preserve"> </w:t>
+      </w:r>
+      <w:hyperlink r:id="rId44">
+        <w:r>
+          <w:rPr>
+            <w:rStyle w:val="Hyperlink"/>
+          </w:rPr>
+          <w:t xml:space="preserve">https://doi.org/10.1146/annurev.bioeng.2.1.315</w:t>
+        </w:r>
+      </w:hyperlink>
     </w:p>
     <w:p>
       <w:pPr>
@@ -2673,8 +2383,19 @@
         <w:t xml:space="preserve"> </w:t>
       </w:r>
       <w:r>
-        <w:t xml:space="preserve">(pp. 234–241). Springer. https://doi.org/10.1007/978-3-319-24574-4_28</w:t>
-      </w:r>
+        <w:t xml:space="preserve">(pp. 234–241). Springer.</w:t>
+      </w:r>
+      <w:r>
+        <w:t xml:space="preserve"> </w:t>
+      </w:r>
+      <w:hyperlink r:id="rId45">
+        <w:r>
+          <w:rPr>
+            <w:rStyle w:val="Hyperlink"/>
+          </w:rPr>
+          <w:t xml:space="preserve">https://doi.org/10.1007/978-3-319-24574-4_28</w:t>
+        </w:r>
+      </w:hyperlink>
     </w:p>
     <w:p>
       <w:pPr>
@@ -2697,8 +2418,19 @@
         <w:t xml:space="preserve"> </w:t>
       </w:r>
       <w:r>
-        <w:t xml:space="preserve">[Imagen; CC BY-SA 3.0]. Wikimedia Commons. https://commons.wikimedia.org/wiki/File:Tumor_Meningioma1.JPG</w:t>
-      </w:r>
+        <w:t xml:space="preserve">[Imagen; CC BY-SA 3.0]. Wikimedia Commons.</w:t>
+      </w:r>
+      <w:r>
+        <w:t xml:space="preserve"> </w:t>
+      </w:r>
+      <w:hyperlink r:id="rId46">
+        <w:r>
+          <w:rPr>
+            <w:rStyle w:val="Hyperlink"/>
+          </w:rPr>
+          <w:t xml:space="preserve">https://commons.wikimedia.org/wiki/File:Tumor_Meningioma1.JPG</w:t>
+        </w:r>
+      </w:hyperlink>
     </w:p>
     <w:p>
       <w:pPr>
@@ -2718,8 +2450,19 @@
         <w:t xml:space="preserve">PeerJ, 2</w:t>
       </w:r>
       <w:r>
-        <w:t xml:space="preserve">, e453. https://doi.org/10.7717/peerj.453</w:t>
-      </w:r>
+        <w:t xml:space="preserve">, e453.</w:t>
+      </w:r>
+      <w:r>
+        <w:t xml:space="preserve"> </w:t>
+      </w:r>
+      <w:hyperlink r:id="rId47">
+        <w:r>
+          <w:rPr>
+            <w:rStyle w:val="Hyperlink"/>
+          </w:rPr>
+          <w:t xml:space="preserve">https://doi.org/10.7717/peerj.453</w:t>
+        </w:r>
+      </w:hyperlink>
     </w:p>
     <w:p>
       <w:pPr>
@@ -2739,8 +2482,19 @@
         <w:t xml:space="preserve">IEEE Transactions on Pattern Analysis and Machine Intelligence, 13</w:t>
       </w:r>
       <w:r>
-        <w:t xml:space="preserve">(6), 583–598. https://doi.org/10.1109/34.87344</w:t>
-      </w:r>
+        <w:t xml:space="preserve">(6), 583–598.</w:t>
+      </w:r>
+      <w:r>
+        <w:t xml:space="preserve"> </w:t>
+      </w:r>
+      <w:hyperlink r:id="rId48">
+        <w:r>
+          <w:rPr>
+            <w:rStyle w:val="Hyperlink"/>
+          </w:rPr>
+          <w:t xml:space="preserve">https://doi.org/10.1109/34.87344</w:t>
+        </w:r>
+      </w:hyperlink>
     </w:p>
     <w:p>
       <w:pPr>
@@ -2760,13 +2514,43 @@
         <w:t xml:space="preserve">NeuroImage, 31</w:t>
       </w:r>
       <w:r>
-        <w:t xml:space="preserve">(3), 1116–1128. https://doi.org/10.1016/j.neuroimage.2006.01.015</w:t>
-      </w:r>
-    </w:p>
-    <w:bookmarkEnd w:id="38"/>
+        <w:t xml:space="preserve">(3), 1116–1128.</w:t>
+      </w:r>
+      <w:r>
+        <w:t xml:space="preserve"> </w:t>
+      </w:r>
+      <w:hyperlink r:id="rId49">
+        <w:r>
+          <w:rPr>
+            <w:rStyle w:val="Hyperlink"/>
+          </w:rPr>
+          <w:t xml:space="preserve">https://doi.org/10.1016/j.neuroimage.2006.01.015</w:t>
+        </w:r>
+      </w:hyperlink>
+    </w:p>
+    <w:bookmarkStart w:id="50" w:name="declaración-y-uso-de-ia"/>
+    <w:p>
+      <w:pPr>
+        <w:pStyle w:val="Heading4"/>
+      </w:pPr>
+      <w:r>
+        <w:t xml:space="preserve">Declaración y uso de IA</w:t>
+      </w:r>
+    </w:p>
+    <w:p>
+      <w:pPr>
+        <w:pStyle w:val="FirstParagraph"/>
+      </w:pPr>
+      <w:r>
+        <w:t xml:space="preserve">Para la elaboración de este trabajo se utilizó Claude Opus, de Anthropic, como herramienta de apoyo en el desarrollo y la revisión del código, así como en la redacción del documento final. Su uso fue complementario y no sustituyó el criterio académico de los autores. El análisis, la interpretación de los resultados y la formulación de las conclusiones corresponden a los autores, quienes asumen la responsabilidad íntegra sobre la revisión, la exactitud y la integridad académica del contenido final.</w:t>
+      </w:r>
+    </w:p>
+    <w:bookmarkEnd w:id="50"/>
+    <w:bookmarkEnd w:id="51"/>
+    <w:bookmarkEnd w:id="52"/>
     <w:sectPr>
       <w:pgSz w:h="16838" w:w="11906"/>
-      <w:pgMar w:bottom="964" w:footer="567" w:gutter="0" w:header="567" w:left="907" w:right="907" w:top="964"/>
+      <w:pgMar w:bottom="1247" w:footer="680" w:gutter="0" w:header="680" w:left="1417" w:right="1417" w:top="1417"/>
     </w:sectPr>
   </w:body>
 </w:document>
@@ -2901,8 +2685,9 @@
     <w:name w:val="Normal"/>
     <w:qFormat/>
     <w:rPr>
-      <w:rFonts w:ascii="Calibri" w:hAnsi="Calibri"/>
-      <w:sz w:val="21"/>
+      <w:rFonts w:ascii="Aptos" w:hAnsi="Aptos"/>
+      <w:color w:val="000000"/>
+      <w:sz w:val="22"/>
     </w:rPr>
   </w:style>
   <w:style w:styleId="BodyText" w:type="paragraph">
@@ -2910,12 +2695,14 @@
     <w:basedOn w:val="Normal"/>
     <w:link w:val="BodyTextChar"/>
     <w:pPr>
-      <w:spacing w:after="180" w:before="180"/>
+      <w:spacing w:after="160" w:before="180" w:line="276" w:lineRule="auto"/>
+      <w:jc w:val="both"/>
     </w:pPr>
     <w:qFormat/>
     <w:rPr>
-      <w:rFonts w:ascii="Calibri" w:hAnsi="Calibri"/>
-      <w:sz w:val="21"/>
+      <w:rFonts w:ascii="Aptos" w:hAnsi="Aptos"/>
+      <w:color w:val="000000"/>
+      <w:sz w:val="22"/>
     </w:rPr>
   </w:style>
   <w:style w:customStyle="1" w:styleId="FirstParagraph" w:type="paragraph">
@@ -2923,9 +2710,14 @@
     <w:basedOn w:val="BodyText"/>
     <w:next w:val="BodyText"/>
     <w:qFormat/>
-    <w:rPr>
-      <w:rFonts w:ascii="Calibri" w:hAnsi="Calibri"/>
-      <w:sz w:val="21"/>
+    <w:pPr>
+      <w:spacing w:after="160" w:line="276" w:lineRule="auto"/>
+      <w:jc w:val="both"/>
+    </w:pPr>
+    <w:rPr>
+      <w:rFonts w:ascii="Aptos" w:hAnsi="Aptos"/>
+      <w:color w:val="000000"/>
+      <w:sz w:val="22"/>
     </w:rPr>
   </w:style>
   <w:style w:customStyle="1" w:styleId="Compact" w:type="paragraph">
@@ -2933,11 +2725,13 @@
     <w:basedOn w:val="BodyText"/>
     <w:qFormat/>
     <w:pPr>
-      <w:spacing w:after="36" w:before="36"/>
+      <w:spacing w:after="160" w:before="36" w:line="276" w:lineRule="auto"/>
+      <w:jc w:val="both"/>
     </w:pPr>
     <w:rPr>
-      <w:rFonts w:ascii="Calibri" w:hAnsi="Calibri"/>
-      <w:sz w:val="21"/>
+      <w:rFonts w:ascii="Aptos" w:hAnsi="Aptos"/>
+      <w:color w:val="000000"/>
+      <w:sz w:val="22"/>
     </w:rPr>
   </w:style>
   <w:style w:styleId="Title" w:type="paragraph">
@@ -2952,11 +2746,12 @@
       <w:jc w:val="center"/>
     </w:pPr>
     <w:rPr>
-      <w:rFonts w:ascii="Calibri" w:asciiTheme="majorHAnsi" w:cstheme="majorBidi" w:eastAsiaTheme="majorEastAsia" w:hAnsi="Calibri" w:hAnsiTheme="majorHAnsi"/>
-      <w:b/>
+      <w:rFonts w:ascii="Aptos Display" w:asciiTheme="majorHAnsi" w:cstheme="majorBidi" w:eastAsiaTheme="majorEastAsia" w:hAnsi="Aptos Display" w:hAnsiTheme="majorHAnsi"/>
+      <w:b w:val="0"/>
       <w:bCs/>
-      <w:color w:val="0B3D91"/>
-      <w:sz w:val="44"/>
+      <w:i w:val="0"/>
+      <w:color w:val="000000"/>
+      <w:sz w:val="54"/>
       <w:szCs w:val="36"/>
     </w:rPr>
   </w:style>
@@ -2972,11 +2767,13 @@
       <w:jc w:val="center"/>
     </w:pPr>
     <w:rPr>
-      <w:rFonts w:ascii="Calibri" w:hAnsi="Calibri"/>
+      <w:rFonts w:ascii="Aptos" w:hAnsi="Aptos"/>
       <w:b w:val="0"/>
-      <w:color w:val="333333"/>
-      <w:sz w:val="26"/>
+      <w:i w:val="0"/>
+      <w:color w:val="595959"/>
+      <w:sz w:val="28"/>
       <w:szCs w:val="30"/>
+      <w:spacing w:val="20"/>
     </w:rPr>
   </w:style>
   <w:style w:customStyle="1" w:styleId="Author" w:type="paragraph">
@@ -3035,11 +2832,12 @@
       <w:outlineLvl w:val="0"/>
     </w:pPr>
     <w:rPr>
-      <w:rFonts w:ascii="Calibri" w:asciiTheme="majorHAnsi" w:cstheme="majorBidi" w:eastAsiaTheme="majorEastAsia" w:hAnsi="Calibri" w:hAnsiTheme="majorHAnsi"/>
-      <w:b/>
+      <w:rFonts w:ascii="Aptos Display" w:asciiTheme="majorHAnsi" w:cstheme="majorBidi" w:eastAsiaTheme="majorEastAsia" w:hAnsi="Aptos Display" w:hAnsiTheme="majorHAnsi"/>
+      <w:b w:val="0"/>
       <w:bCs/>
-      <w:color w:val="0B3D91"/>
-      <w:sz w:val="36"/>
+      <w:i w:val="0"/>
+      <w:color w:val="000000"/>
+      <w:sz w:val="54"/>
       <w:szCs w:val="32"/>
     </w:rPr>
   </w:style>
@@ -3057,11 +2855,12 @@
       <w:outlineLvl w:val="1"/>
     </w:pPr>
     <w:rPr>
-      <w:rFonts w:ascii="Calibri" w:asciiTheme="majorHAnsi" w:cstheme="majorBidi" w:eastAsiaTheme="majorEastAsia" w:hAnsi="Calibri" w:hAnsiTheme="majorHAnsi"/>
-      <w:b/>
+      <w:rFonts w:ascii="Aptos Display" w:asciiTheme="majorHAnsi" w:cstheme="majorBidi" w:eastAsiaTheme="majorEastAsia" w:hAnsi="Aptos Display" w:hAnsiTheme="majorHAnsi"/>
+      <w:b w:val="0"/>
       <w:bCs/>
-      <w:color w:val="0B3D91"/>
-      <w:sz w:val="28"/>
+      <w:i w:val="0"/>
+      <w:color w:val="0F4761"/>
+      <w:sz w:val="34"/>
       <w:szCs w:val="28"/>
     </w:rPr>
   </w:style>
@@ -3079,11 +2878,12 @@
       <w:outlineLvl w:val="2"/>
     </w:pPr>
     <w:rPr>
-      <w:rFonts w:ascii="Calibri" w:asciiTheme="majorHAnsi" w:cstheme="majorBidi" w:eastAsiaTheme="majorEastAsia" w:hAnsi="Calibri" w:hAnsiTheme="majorHAnsi"/>
-      <w:b/>
+      <w:rFonts w:ascii="Aptos Display" w:asciiTheme="majorHAnsi" w:cstheme="majorBidi" w:eastAsiaTheme="majorEastAsia" w:hAnsi="Aptos Display" w:hAnsiTheme="majorHAnsi"/>
+      <w:b w:val="0"/>
       <w:bCs/>
-      <w:color w:val="0B3D91"/>
-      <w:sz w:val="23"/>
+      <w:i w:val="0"/>
+      <w:color w:val="0F4761"/>
+      <w:sz w:val="27"/>
       <w:szCs w:val="24"/>
     </w:rPr>
   </w:style>
@@ -3101,13 +2901,14 @@
       <w:outlineLvl w:val="3"/>
     </w:pPr>
     <w:rPr>
-      <w:rFonts w:ascii="Calibri" w:asciiTheme="majorHAnsi" w:cstheme="majorBidi" w:eastAsiaTheme="majorEastAsia" w:hAnsi="Calibri" w:hAnsiTheme="majorHAnsi"/>
-      <w:i/>
-      <w:b/>
+      <w:rFonts w:ascii="Aptos" w:asciiTheme="majorHAnsi" w:cstheme="majorBidi" w:eastAsiaTheme="majorEastAsia" w:hAnsi="Aptos" w:hAnsiTheme="majorHAnsi"/>
+      <w:i w:val="0"/>
+      <w:b w:val="0"/>
       <w:bCs/>
-      <w:color w:val="0B3D91"/>
-      <w:sz w:val="21"/>
+      <w:color w:val="595959"/>
+      <w:sz w:val="24"/>
       <w:szCs w:val="24"/>
+      <w:spacing w:val="20"/>
     </w:rPr>
   </w:style>
   <w:style w:styleId="Heading5" w:type="paragraph">
@@ -3327,7 +3128,7 @@
     <w:basedOn w:val="BodyTextChar"/>
     <w:rPr>
       <w:rFonts w:ascii="Consolas" w:hAnsi="Consolas"/>
-      <w:sz w:val="17"/>
+      <w:sz w:val="22"/>
     </w:rPr>
   </w:style>
   <w:style w:customStyle="1" w:styleId="SectionNumber" w:type="character">

--- a/actividades/19-relaciona-segmentacion-mri/Segmentacion_MRI_tumor.docx
+++ b/actividades/19-relaciona-segmentacion-mri/Segmentacion_MRI_tumor.docx
@@ -2770,7 +2770,7 @@
       <w:rFonts w:ascii="Aptos" w:hAnsi="Aptos"/>
       <w:b w:val="0"/>
       <w:i w:val="0"/>
-      <w:color w:val="595959"/>
+      <w:color w:val="000000"/>
       <w:sz w:val="28"/>
       <w:szCs w:val="30"/>
       <w:spacing w:val="20"/>
@@ -2859,7 +2859,7 @@
       <w:b w:val="0"/>
       <w:bCs/>
       <w:i w:val="0"/>
-      <w:color w:val="0F4761"/>
+      <w:color w:val="000000"/>
       <w:sz w:val="34"/>
       <w:szCs w:val="28"/>
     </w:rPr>
@@ -2882,7 +2882,7 @@
       <w:b w:val="0"/>
       <w:bCs/>
       <w:i w:val="0"/>
-      <w:color w:val="0F4761"/>
+      <w:color w:val="000000"/>
       <w:sz w:val="27"/>
       <w:szCs w:val="24"/>
     </w:rPr>
@@ -2905,7 +2905,7 @@
       <w:i w:val="0"/>
       <w:b w:val="0"/>
       <w:bCs/>
-      <w:color w:val="595959"/>
+      <w:color w:val="000000"/>
       <w:sz w:val="24"/>
       <w:szCs w:val="24"/>
       <w:spacing w:val="20"/>
